--- a/az/scientists/CV/Word/Gadimov_Vahid_CV_AZ.docx
+++ b/az/scientists/CV/Word/Gadimov_Vahid_CV_AZ.docx
@@ -377,7 +377,7 @@
           <w:sz w:val="21"/>
           <w:szCs w:val="21"/>
         </w:rPr>
-        <w:t>Vahid Qədimov MIREA – Rusiya Texnoloji Universitetində ali riyaziyyat və proqramlaşdırma kafedrasının professoru və Rusiya Nəqliyyat Universitetində professor vəzifəsini icra edəndir. CV-də 1981-ci il Promotion A (Dr. rer. nat.) nazik metal təbəqəsində plastik axının kontakt məsələlərinə, 2000-ci il Promotion B, habilitasiya və elmlər doktoru kimi, nazik plastik təbəqədə qeyri-stasionar kontakt məsələlərinə aiddir. 1980–1997-ci illərdə Bakıda Riyaziyyat və Mexanika İnstitutunda böyük elmi işçi və professor olub. CV-də 200-dən çox elmi nəşr və 45-dən çox dərslik, həmçinin 16 əsas iş göstərilir.</w:t>
+        <w:t>Vahid Qədimov MIREA – Rusiya Texnoloji Universitetində ali riyaziyyat və proqramlaşdırma kafedrasının professoru və Rusiya Nəqliyyat Universitetində professor vəzifəsini icra edəndir. 1981-ci il Promotion A (Dr. rer. nat.) nazik metal təbəqəsində plastik axının kontakt məsələlərinə, 2000-ci il Promotion B, habilitasiya və elmlər doktoru kimi, nazik plastik təbəqədə qeyri-stasionar kontakt məsələlərinə aiddir. 1980–1997-ci illərdə Bakıda Riyaziyyat və Mexanika İnstitutunda böyük elmi işçi və professor olub. 200-dən çox elmi nəşr və 45-dən çox dərslik, həmçinin 16 əsas iş göstərilir.</w:t>
       </w:r>
     </w:p>
     <w:p>
@@ -1927,7 +1927,7 @@
                 <w:sz w:val="21"/>
                 <w:szCs w:val="21"/>
               </w:rPr>
-              <w:t>CV</w:t>
+              <w:t>Özü tərəfindən</w:t>
             </w:r>
           </w:p>
         </w:tc>
@@ -2040,7 +2040,7 @@
                 <w:sz w:val="21"/>
                 <w:szCs w:val="21"/>
               </w:rPr>
-              <w:t>CV</w:t>
+              <w:t>Özü tərəfindən</w:t>
             </w:r>
           </w:p>
         </w:tc>
